--- a/companies/saltmarsh-environmental/Engagements/Carter and Sons/2019.03.19 - Status Report - Carter and Sons v2 FINAL.docx
+++ b/companies/saltmarsh-environmental/Engagements/Carter and Sons/2019.03.19 - Status Report - Carter and Sons v2 FINAL.docx
@@ -12,7 +12,12 @@
     </w:p>
     <w:p>
       <w:r>
-        <w:t>Prepared for Carter and Sons by William Schwartz, Field Technician. Covers the period since the last report. Reviewed by Angela Flynn before issue.</w:t>
+        <w:t>This is the mid-season status on the habitat restoration monitoring for Carter and Sons. The work is on schedule. The restoration area that Carter and Sons established under its permit is being measured on the plan's method, and there is nothing on the engagement that needs your attention beyond this note.</w:t>
+      </w:r>
+    </w:p>
+    <w:p>
+      <w:r>
+        <w:t>The season is one part of the monitoring the permit requires, and it runs a few months end to end. This report covers where the work stands at the midpoint and what is left to do. It is a working report, not a finding on the site.</w:t>
       </w:r>
     </w:p>
     <w:p>
@@ -20,22 +25,32 @@
         <w:pStyle w:val="Heading2"/>
       </w:pPr>
       <w:r>
-        <w:t>Status Summary</w:t>
+        <w:t>What we have done so far</w:t>
       </w:r>
     </w:p>
     <w:p>
       <w:r>
-        <w:t>The monitoring program is on scope and on schedule at roughly the halfway point. Plots and photo stations are established and being read on the interval. Hydrologic readings are accumulating. The first sediment round is at the laboratory. Invasive mapping is most of the way through. Nothing has happened that changes the deliverable or the approach set out in the engagement letter.</w:t>
+        <w:t>The early monitoring visits are complete. Vegetation has been recorded along the fixed transects and in the sample plots, by species and cover. The gauges have been read on each visit, and the photo stations have been shot on their established headings.</w:t>
       </w:r>
     </w:p>
     <w:p>
       <w:r>
-        <w:t>One data issue is open and is described under Risks. It is the kind of thing that gets found in the middle of a program and fixed there, which is why we read the wells more than once.</w:t>
+        <w:t>Every observation is tied to its plot, its station, and the date. The field record is current and in the standard format. The data workbook is built and holds the results collected so far.</w:t>
       </w:r>
     </w:p>
     <w:p>
       <w:r>
-        <w:t>Nothing in this report is a finding. A monitoring program at this stage has measurements and not conclusions, and the conclusions belong in the report the permit asks for, where each performance standard gets addressed against the data that bear on it. What follows is an account of what has been measured, where, and with what, so that you know what you are paying for while it is happening.</w:t>
+        <w:t>The hydrology readings are logged against their gauges and dates. The photo panels are filed by station, so this season's frames sit next to the earlier ones. Both are the kind of record a reviewer can open years out and follow without us.</w:t>
+      </w:r>
+    </w:p>
+    <w:p>
+      <w:r>
+        <w:t>The point of holding to one method is comparability. Each visit is run the same way, at the same stations, so the readings can be set against one another and against the seasons on either side. Where a visit shifted for the tide, the shift was logged so the record stays clean.</w:t>
+      </w:r>
+    </w:p>
+    <w:p>
+      <w:r>
+        <w:t>James Henderson has started the structure of the monitoring report. It is drafted from the checked data once the season's visits are in. Nothing has been characterized yet on partial data, which is deliberate.</w:t>
       </w:r>
     </w:p>
     <w:p>
@@ -43,103 +58,27 @@
         <w:pStyle w:val="Heading2"/>
       </w:pPr>
       <w:r>
-        <w:t>Accomplishments This Period</w:t>
+        <w:t>What comes next</w:t>
       </w:r>
     </w:p>
     <w:p>
-      <w:pPr>
-        <w:pStyle w:val="ListBullet"/>
-      </w:pPr>
       <w:r>
-        <w:t>Vegetation plots and permanent photo stations laid out, marked, and coordinated. Two plots were moved off their planned positions onto restoration ground; the planned positions fell on a spoil ridge outside the graded area and would have reported cover the planting never put there. The move and the reason are in the field book and will be in the report.</w:t>
+        <w:t>The remaining visits run on the same transects and by the same method as the completed ones. They are scheduled to the season's window and the tide, not to fixed dates, so each reading stays comparable with the last.</w:t>
       </w:r>
     </w:p>
     <w:p>
-      <w:pPr>
-        <w:pStyle w:val="ListBullet"/>
-      </w:pPr>
       <w:r>
-        <w:t>Photographs taken at every station on the recorded bearing. These are the baseline the next several years of monitoring get compared against, which is why the bearings are written on the tags.</w:t>
+        <w:t>As results come in, they are entered and checked the same way, and the workbook is built out toward the full set. The totals are reconciled against the field record before anything leaves the office. The monitoring report is drafted last, once every visit is in and the totals have been verified.</w:t>
       </w:r>
     </w:p>
     <w:p>
-      <w:pPr>
-        <w:pStyle w:val="ListBullet"/>
-      </w:pPr>
       <w:r>
-        <w:t>Wells and the staff gauge read on the interval, with the meter calibrated the morning of each reading and the calibration logged before leaving the office.</w:t>
+        <w:t>Between now and delivery there is little that changes the shape of the work. The remaining visits are run, the readings are entered and checked, and the report is written from the full set. We hold to the plan's stations and method throughout, so the season reads as one record.</w:t>
       </w:r>
     </w:p>
     <w:p>
-      <w:pPr>
-        <w:pStyle w:val="ListBullet"/>
-      </w:pPr>
       <w:r>
-        <w:t>First sediment round collected at the outfall and the reference location, delivered under unbroken chain of custody, holding times documented on the form. James Henderson ran the custody end to end.</w:t>
-      </w:r>
-    </w:p>
-    <w:p>
-      <w:pPr>
-        <w:pStyle w:val="ListBullet"/>
-      </w:pPr>
-      <w:r>
-        <w:t>Invasive patch mapping substantially complete in the restoration area; the landward buffer is the remainder.</w:t>
-      </w:r>
-    </w:p>
-    <w:p>
-      <w:pPr>
-        <w:pStyle w:val="ListBullet"/>
-      </w:pPr>
-      <w:r>
-        <w:t>Two field days moved for tide and weather. Both were rescheduled inside the same week and neither cost the program anything. That is the schedule working as intended, not slipping.</w:t>
-      </w:r>
-    </w:p>
-    <w:p>
-      <w:pPr>
-        <w:pStyle w:val="Heading2"/>
-      </w:pPr>
-      <w:r>
-        <w:t>Upcoming Work</w:t>
-      </w:r>
-    </w:p>
-    <w:p>
-      <w:pPr>
-        <w:pStyle w:val="ListBullet"/>
-      </w:pPr>
-      <w:r>
-        <w:t>Second round of vegetation readings: composition, cover by stratum, survival counts of installed stock, two observers per plot, reconciled in the plot.</w:t>
-      </w:r>
-    </w:p>
-    <w:p>
-      <w:pPr>
-        <w:pStyle w:val="ListBullet"/>
-      </w:pPr>
-      <w:r>
-        <w:t>Continued well and gauge readings on the interval, referenced to the predicted tide for the day.</w:t>
-      </w:r>
-    </w:p>
-    <w:p>
-      <w:pPr>
-        <w:pStyle w:val="ListBullet"/>
-      </w:pPr>
-      <w:r>
-        <w:t>Laboratory results received, logged against the custody forms, and checked for holding times before any of it is tabulated. James Henderson does not tabulate a number he cannot account for.</w:t>
-      </w:r>
-    </w:p>
-    <w:p>
-      <w:pPr>
-        <w:pStyle w:val="ListBullet"/>
-      </w:pPr>
-      <w:r>
-        <w:t>Invasive mapping completed in the landward buffer and extent tabulated by patch.</w:t>
-      </w:r>
-    </w:p>
-    <w:p>
-      <w:pPr>
-        <w:pStyle w:val="ListBullet"/>
-      </w:pPr>
-      <w:r>
-        <w:t>Report drafting: method section written from the field books, then the data, then each performance standard addressed on its own terms. James Henderson drafts; Angela Flynn reviews before anything leaves this office.</w:t>
+        <w:t>You will not have to chase us for status. If a reading or an observation looks like it needs your attention before the report, you will hear it from us when we see it, not at delivery.</w:t>
       </w:r>
     </w:p>
     <w:p>
@@ -152,7 +91,7 @@
     </w:p>
     <w:p>
       <w:r>
-        <w:t>The fixed fee of $118,500 is unchanged. Nothing in this period required work outside the scope of the engagement letter, so nothing in this period has been charged outside that fee. Laboratory analysis, boat time, and mileage remain inside it. If something arises that falls outside the scope, you will get it in writing from Angela Flynn before it is started, not on an invoice afterward.</w:t>
+        <w:t>This is a fixed-fee engagement of $118,500. It covers the field collection, the data workbook, the analysis, and the monitoring report. About half the fee is committed, which tracks with being about halfway through the work. I do not foresee anything in the remaining scope that would change the figure. If the site called for work beyond what was scoped, you would hear it from us before it was done.</w:t>
       </w:r>
     </w:p>
     <w:p>
@@ -165,22 +104,27 @@
     </w:p>
     <w:p>
       <w:r>
-        <w:t>One well is reading tighter than its neighbors across a tide that should have moved it. The likely cause is the instrument, not the marsh. It gets re-read with a second tape on the next field day. If the readings do not reconcile, that well is out of the data set for the affected interval and the report says which interval and why. This is the honest handling of it; a reading we cannot account for does not go into a table on the theory that it is probably fine.</w:t>
+        <w:t>The main variable is the weather and the tide. Either can move a visit by a day or two. We plan the visits around the water and keep enough margin that a short delay does not put the report at risk.</w:t>
       </w:r>
     </w:p>
     <w:p>
       <w:r>
-        <w:t>Invasive extent in the landward buffer is larger than the planting plan anticipated. Whether it bears on the performance standards is a question for the second round of vegetation data. It is noted here so that nobody at Carter and Sons reads it for the first time in the report.</w:t>
+        <w:t>One item is worth flagging. A stand of an invasive species was noted along the upland edge, and we are tracking its extent against the earlier record. It does not change the plan for the season. We are recording it so the season's report reflects it.</w:t>
       </w:r>
     </w:p>
     <w:p>
       <w:r>
-        <w:t>Weather and tide remain the schedule risk they were at the start. The monitoring window is what it is, and a bad stretch would compress the field days rather than extend the window. We build the schedule with room for that, and so far the room has been enough.</w:t>
+        <w:t>Access to the far side of the area depends on the water, and a visit there can slip if the crossing is not reliable. We have raised it with your site contact and expect a standing arrangement for the field crew. It has not cost us a visit so far.</w:t>
       </w:r>
     </w:p>
     <w:p>
       <w:r>
-        <w:t>No laboratory results are reported here, in summary or otherwise, because none are in hand. When they are, they go in the report.</w:t>
+        <w:t>None of these rises to a concern today. We flag the ordinary ones so they are on the record and not a surprise later. If any of them changes, you will hear it from us when we see it.</w:t>
+      </w:r>
+    </w:p>
+    <w:p>
+      <w:r>
+        <w:t>The single next step is the next monitoring visit, run on the same transects and by the same method as the completed ones. After the season's visits are in and the totals are checked, James Henderson writes the monitoring report, and it goes out over the firm's signature. — William Schwartz</w:t>
       </w:r>
     </w:p>
     <w:sectPr>
